--- a/courts/third-circuit/new-jersey/state/supreme-court/motion-brief/usage/OUTPUT-motion-brief.docx
+++ b/courts/third-circuit/new-jersey/state/supreme-court/motion-brief/usage/OUTPUT-motion-brief.docx
@@ -2926,6 +2926,7 @@
     <w:unhideWhenUsed/>
     <w:qFormat/>
     <w:pPr>
+      <w:keepLines/>
       <w:spacing w:before="0" w:after="140" w:line="322" w:lineRule="exact"/>
     </w:pPr>
     <w:rPr>

--- a/courts/third-circuit/new-jersey/state/supreme-court/motion-brief/usage/OUTPUT-motion-brief.docx
+++ b/courts/third-circuit/new-jersey/state/supreme-court/motion-brief/usage/OUTPUT-motion-brief.docx
@@ -253,7 +253,7 @@
         <w:t xml:space="preserve"> </w:t>
       </w:r>
       <w:r>
-        <w:t xml:space="preserve">www.kmhmlawfirm.com</w:t>
+        <w:t xml:space="preserve">www.​kmhmlawfirm.​com</w:t>
       </w:r>
     </w:p>
     <w:p>
@@ -3177,6 +3177,33 @@
     <w:pPr>
       <w:spacing w:before="0" w:after="0" w:line="322" w:lineRule="exact"/>
       <w:ind w:left="2160" w:hanging="720"/>
+    </w:pPr>
+  </w:style>
+  <w:style w:type="paragraph" w:customStyle="1" w:styleId="XdQuoteList1">
+    <w:name w:val="Xd Quote List 1"/>
+    <w:basedOn w:val="Normal"/>
+    <w:qFormat/>
+    <w:pPr>
+      <w:spacing w:before="0" w:after="0" w:line="322" w:lineRule="exact"/>
+      <w:ind w:left="1440" w:right="720" w:hanging="720"/>
+    </w:pPr>
+  </w:style>
+  <w:style w:type="paragraph" w:customStyle="1" w:styleId="XdQuoteList2">
+    <w:name w:val="Xd Quote List 2"/>
+    <w:basedOn w:val="Normal"/>
+    <w:qFormat/>
+    <w:pPr>
+      <w:spacing w:before="0" w:after="0" w:line="322" w:lineRule="exact"/>
+      <w:ind w:left="2160" w:right="720" w:hanging="720"/>
+    </w:pPr>
+  </w:style>
+  <w:style w:type="paragraph" w:customStyle="1" w:styleId="XdQuoteList3">
+    <w:name w:val="Xd Quote List 3"/>
+    <w:basedOn w:val="Normal"/>
+    <w:qFormat/>
+    <w:pPr>
+      <w:spacing w:before="0" w:after="0" w:line="322" w:lineRule="exact"/>
+      <w:ind w:left="2880" w:right="720" w:hanging="720"/>
     </w:pPr>
   </w:style>
   <w:style w:type="paragraph" w:customStyle="1" w:styleId="SourceCode">

--- a/courts/third-circuit/new-jersey/state/supreme-court/motion-brief/usage/OUTPUT-motion-brief.docx
+++ b/courts/third-circuit/new-jersey/state/supreme-court/motion-brief/usage/OUTPUT-motion-brief.docx
@@ -203,9 +203,7 @@
         <w:t xml:space="preserve"> </w:t>
       </w:r>
       <w:r>
-        <w:t xml:space="preserve">07950</w:t>
-        <w:noBreakHyphen/>
-        <w:t xml:space="preserve">1254</w:t>
+        <w:t xml:space="preserve">07950-⁠1254</w:t>
       </w:r>
     </w:p>
     <w:p>
@@ -215,11 +213,7 @@
         <w:jc w:val="center"/>
       </w:pPr>
       <w:r>
-        <w:t xml:space="preserve">973</w:t>
-        <w:noBreakHyphen/>
-        <w:t xml:space="preserve">998</w:t>
-        <w:noBreakHyphen/>
-        <w:t xml:space="preserve">6860</w:t>
+        <w:t xml:space="preserve">973-⁠998-⁠6860</w:t>
       </w:r>
       <w:r>
         <w:t xml:space="preserve"> </w:t>
@@ -237,11 +231,7 @@
         <w:t xml:space="preserve"> </w:t>
       </w:r>
       <w:r>
-        <w:t xml:space="preserve">973</w:t>
-        <w:noBreakHyphen/>
-        <w:t xml:space="preserve">998</w:t>
-        <w:noBreakHyphen/>
-        <w:t xml:space="preserve">6863</w:t>
+        <w:t xml:space="preserve">973-⁠998-⁠6863</w:t>
       </w:r>
       <w:r>
         <w:t xml:space="preserve"> </w:t>
@@ -329,11 +319,7 @@
         <w:t xml:space="preserve"> </w:t>
       </w:r>
       <w:r>
-        <w:t xml:space="preserve">732</w:t>
-        <w:noBreakHyphen/>
-        <w:t xml:space="preserve">546</w:t>
-        <w:noBreakHyphen/>
-        <w:t xml:space="preserve">3670</w:t>
+        <w:t xml:space="preserve">732-⁠546-⁠3670</w:t>
       </w:r>
     </w:p>
     <w:p>
@@ -701,9 +687,7 @@
         <w:t xml:space="preserve"> </w:t>
       </w:r>
       <w:r>
-        <w:t xml:space="preserve">08625</w:t>
-        <w:noBreakHyphen/>
-        <w:t xml:space="preserve">0970</w:t>
+        <w:t xml:space="preserve">08625-⁠0970</w:t>
       </w:r>
     </w:p>
     <w:p>
@@ -1185,13 +1169,7 @@
         <w:pStyle w:val="BodyText"/>
       </w:pPr>
       <w:r>
-        <w:t xml:space="preserve">While we recognize that there are no specific court orders or rules governing how the Supreme Court should handle matters of original jurisdiction – as this is essentially the only one under our Constitution – due process dictates that the Court should be guided by the Court Rules governing prerogative writ actions pursuant to R. 4:69</w:t>
-      </w:r>
-      <w:r>
-        <w:noBreakHyphen/>
-      </w:r>
-      <w:r>
-        <w:t xml:space="preserve">1 et seq. These rules provide for an expedited briefing schedule and a trial on the record below.</w:t>
+        <w:t xml:space="preserve">While we recognize that there are no specific court orders or rules governing how the Supreme Court should handle matters of original jurisdiction – as this is essentially the only one under our Constitution – due process dictates that the Court should be guided by the Court Rules governing prerogative writ actions pursuant to R. 4:69-⁠1 et seq. These rules provide for an expedited briefing schedule and a trial on the record below.</w:t>
       </w:r>
     </w:p>
     <w:p>
@@ -1805,19 +1783,7 @@
         <w:pStyle w:val="BodyText"/>
       </w:pPr>
       <w:r>
-        <w:t xml:space="preserve">Second, the Court’s utilization of the “amplification” procedure under Rule 2:5</w:t>
-      </w:r>
-      <w:r>
-        <w:noBreakHyphen/>
-      </w:r>
-      <w:r>
-        <w:t xml:space="preserve">1(b) – as in a typical appellate action – is inconsistent with the Court’s unique and specific grant of original and exclusive jurisdiction in litigation challenging actions of the New Jersey Redistricting Commission. The reasoning of the Independent Member has been challenged in the within lawsuit, pursuant to Article II, Section II, Paragraph 7 of the New Jersey Constitution, which grants original and exclusive jurisdiction of the Supreme Court to review “any action, including the establishment of Congressional districts, by the commission or other public officer or body under the provisions of this section.” Plaintiffs did not have the opportunity to file this action in the Law Division and were constrained to file with the Court. Thus, this Court’s handling of this matter under its original jurisdiction should be consistent with the rules governing the Law Division, which requires the submission of a transcript that constitutes the entire record below and is not subject to “amplification.” See R. 4:69</w:t>
-      </w:r>
-      <w:r>
-        <w:noBreakHyphen/>
-      </w:r>
-      <w:r>
-        <w:t xml:space="preserve">4.</w:t>
+        <w:t xml:space="preserve">Second, the Court’s utilization of the “amplification” procedure under Rule 2:5-⁠1(b) – as in a typical appellate action – is inconsistent with the Court’s unique and specific grant of original and exclusive jurisdiction in litigation challenging actions of the New Jersey Redistricting Commission. The reasoning of the Independent Member has been challenged in the within lawsuit, pursuant to Article II, Section II, Paragraph 7 of the New Jersey Constitution, which grants original and exclusive jurisdiction of the Supreme Court to review “any action, including the establishment of Congressional districts, by the commission or other public officer or body under the provisions of this section.” Plaintiffs did not have the opportunity to file this action in the Law Division and were constrained to file with the Court. Thus, this Court’s handling of this matter under its original jurisdiction should be consistent with the rules governing the Law Division, which requires the submission of a transcript that constitutes the entire record below and is not subject to “amplification.” See R. 4:69-⁠4.</w:t>
       </w:r>
     </w:p>
     <w:p>
@@ -1825,13 +1791,7 @@
         <w:pStyle w:val="BodyText"/>
       </w:pPr>
       <w:r>
-        <w:t xml:space="preserve">Moreover, to the extent that the record is “amplified,” such amplification should only expound upon the reason stated for the Independent Member’s actions – that which party “won” in the last redistricting cycle is a valid basis for breaking a tie between two otherwise purportedly equal maps. Even under Rule 2:5</w:t>
-      </w:r>
-      <w:r>
-        <w:noBreakHyphen/>
-      </w:r>
-      <w:r>
-        <w:t xml:space="preserve">1(b), a court or administrative agency would be limited to expanding on the reasons already provided or correcting a factual mistake – not otherwise offering reasons that are new or inconsistent with those offered below. Doing so would only expand the constitutional and due process concerns raised herein.</w:t>
+        <w:t xml:space="preserve">Moreover, to the extent that the record is “amplified,” such amplification should only expound upon the reason stated for the Independent Member’s actions – that which party “won” in the last redistricting cycle is a valid basis for breaking a tie between two otherwise purportedly equal maps. Even under Rule 2:5-⁠1(b), a court or administrative agency would be limited to expanding on the reasons already provided or correcting a factual mistake – not otherwise offering reasons that are new or inconsistent with those offered below. Doing so would only expand the constitutional and due process concerns raised herein.</w:t>
       </w:r>
     </w:p>
     <w:p>
